--- a/recursos/comercial/INDUCCION_COMERCIAL/SPRINT_20_CUPOS.docx
+++ b/recursos/comercial/INDUCCION_COMERCIAL/SPRINT_20_CUPOS.docx
@@ -24,7 +24,7 @@
           <w:color w:val="777777"/>
           <w:sz w:val="22"/>
         </w:rPr>
-        <w:t>Plan de la asesora comercial · Prestación de servicios: tú manejas tu tiempo — aquí se acuerdan ENTREGABLES, no horarios</w:t>
+        <w:t>Plan de la asesora comercial · Acuerdo de ENTREGABLES</w:t>
       </w:r>
     </w:p>
     <w:p>
@@ -36,7 +36,7 @@
           <w:color w:val="777777"/>
           <w:sz w:val="22"/>
         </w:rPr>
-        <w:t>Comisión en juego: 5% del recaudo — 20 Arranques ≈ $3.000.000</w:t>
+        <w:t>Comisión: 20 Arranques ≈ $3.000.000</w:t>
       </w:r>
     </w:p>
     <w:p/>
@@ -73,7 +73,7 @@
               <w:rPr>
                 <w:sz w:val="23"/>
               </w:rPr>
-              <w:t>1 matrícula/día hábil  ←  2-3 citas asistidas/día  ←  5-6 agendadas/día  ←  40+ contactos salientes/día</w:t>
+              <w:t>40+ contactos salientes/día  →  5-6 citas agendadas  →  2-3 asistidas  →  1 matrícula/día hábil</w:t>
             </w:r>
           </w:p>
         </w:tc>
@@ -135,7 +135,7 @@
           <w:b w:val="0"/>
           <w:sz w:val="23"/>
         </w:rPr>
-        <w:t>2. Todo lead nuevo entrante: contactado en MENOS DE 5 MINUTOS (en horario hábil). Única regla con reloj — es el SLA del servicio.</w:t>
+        <w:t>2. Leads nuevos: el bot los atiende al instante. La asesora revisa la bandeja del bot mínimo 3 VECES AL DÍA (mañana, mediodía y tarde) y toma manualmente toda conversación donde el lead preguntó algo que el bot no resolvió, pidió hablar con una persona, o quedó en silencio tras mostrar interés. Todas atendidas el mismo día hábil, antes del reporte.</w:t>
       </w:r>
     </w:p>
     <w:p>
@@ -232,7 +232,7 @@
           <w:b/>
           <w:sz w:val="23"/>
         </w:rPr>
-        <w:t>Único cruce previo: saltarse a los ya matriculados (lista de estudiantes actuales a mano).</w:t>
+        <w:t>NO se filtra nada antes del barrido — se dispara a todos. Si el contactado resulta ser estudiante actual, pivote inmediato a referido: "¡Verdad que tú ya estás con nosotros! Entonces te tomo la palabra para otra cosa: ¿quién de tu círculo lleva años diciendo necesito el inglés? Mándame su nombre y número y lo atiendo de tu parte." Cada tope con un matriculado es un intento de referido gratis.</w:t>
       </w:r>
     </w:p>
     <w:p>
@@ -431,7 +431,43 @@
               <w:rPr>
                 <w:sz w:val="20"/>
               </w:rPr>
-              <w:t>4-5 publicaciones por tanda en grupos de Facebook de Bucaramanga (empleo, emprendedores, viajes, mamás) + 1 Marketplace + estado de WhatsApp diario. SIEMPRE con la pieza de video o imagen de pauta (las entrega gerencia) + el Mensaje 4. LinkedIn no aplica; perfil ejecutivo o empresa → pasa a gerencia.</w:t>
+              <w:t>4-5 publicaciones por tanda en grupos de Facebook de Bucaramanga (empleo, emprendedores, viajes, mamás) + 1 Marketplace + estado de WhatsApp diario. SIEMPRE con la pieza de video o imagen de pauta (las entrega gerencia) + el Mensaje 4.</w:t>
+            </w:r>
+          </w:p>
+        </w:tc>
+      </w:tr>
+      <w:tr>
+        <w:tc>
+          <w:tcPr>
+            <w:tcW w:type="dxa" w:w="4986"/>
+          </w:tcPr>
+          <w:p>
+            <w:r>
+              <w:rPr>
+                <w:sz w:val="20"/>
+              </w:rPr>
+              <w:t>LINKEDIN</w:t>
+            </w:r>
+          </w:p>
+          <w:p>
+            <w:r>
+              <w:rPr>
+                <w:sz w:val="20"/>
+              </w:rPr>
+              <w:t>(1 sesión semanal de 45 min)</w:t>
+            </w:r>
+          </w:p>
+        </w:tc>
+        <w:tc>
+          <w:tcPr>
+            <w:tcW w:type="dxa" w:w="4986"/>
+          </w:tcPr>
+          <w:p>
+            <w:r>
+              <w:rPr>
+                <w:sz w:val="20"/>
+              </w:rPr>
+              <w:t>Carril EJECUTIVO/B2B: 10 contactos por sesión a perfiles ejecutivos o de RRHH de empresas de Bucaramanga, con el Mensaje 5. Toda respuesta se agenda como CITA PARA GERENCIA — tú prospectas, gerencia cierra. Se reporta como todo lo demás.</w:t>
             </w:r>
           </w:p>
         </w:tc>

--- a/recursos/comercial/INDUCCION_COMERCIAL/SPRINT_20_CUPOS.docx
+++ b/recursos/comercial/INDUCCION_COMERCIAL/SPRINT_20_CUPOS.docx
@@ -159,7 +159,187 @@
           <w:b w:val="0"/>
           <w:sz w:val="23"/>
         </w:rPr>
-        <w:t>4. Reporte 6:00 PM: "Hoy contacté a: [nombres] = N · citas agendadas: N · asistidas: N · cierres/abonos: N · caja: $".</w:t>
+        <w:t>4. Reporte de las 6:00 PM por WhatsApp — se copia esta plantilla y se llenan los números:</w:t>
+      </w:r>
+    </w:p>
+    <w:tbl>
+      <w:tblPr>
+        <w:tblStyle w:val="TableGrid"/>
+        <w:tblW w:type="auto" w:w="0"/>
+        <w:tblLook w:firstColumn="1" w:firstRow="1" w:lastColumn="0" w:lastRow="0" w:noHBand="0" w:noVBand="1" w:val="04A0"/>
+      </w:tblPr>
+      <w:tblGrid>
+        <w:gridCol w:w="9972"/>
+      </w:tblGrid>
+      <w:tr>
+        <w:tc>
+          <w:tcPr>
+            <w:tcW w:type="dxa" w:w="9972"/>
+            <w:shd w:val="clear" w:fill="FFF8E7"/>
+          </w:tcPr>
+          <w:p>
+            <w:r>
+              <w:rPr>
+                <w:sz w:val="23"/>
+              </w:rPr>
+              <w:t>REPORTE [día]</w:t>
+            </w:r>
+          </w:p>
+          <w:p>
+            <w:r>
+              <w:rPr>
+                <w:sz w:val="23"/>
+              </w:rPr>
+              <w:t>Contacté hoy a: [los nombres]</w:t>
+            </w:r>
+          </w:p>
+          <w:p>
+            <w:r>
+              <w:rPr>
+                <w:sz w:val="23"/>
+              </w:rPr>
+              <w:t>Total contactados: __</w:t>
+            </w:r>
+          </w:p>
+          <w:p>
+            <w:r>
+              <w:rPr>
+                <w:sz w:val="23"/>
+              </w:rPr>
+              <w:t>Citas agendadas: __</w:t>
+            </w:r>
+          </w:p>
+          <w:p>
+            <w:r>
+              <w:rPr>
+                <w:sz w:val="23"/>
+              </w:rPr>
+              <w:t>Citas asistidas: __</w:t>
+            </w:r>
+          </w:p>
+          <w:p>
+            <w:r>
+              <w:rPr>
+                <w:sz w:val="23"/>
+              </w:rPr>
+              <w:t>Cierres o abonos: __</w:t>
+            </w:r>
+          </w:p>
+          <w:p>
+            <w:r>
+              <w:rPr>
+                <w:sz w:val="23"/>
+              </w:rPr>
+              <w:t>Plata que entró hoy: $ __</w:t>
+            </w:r>
+          </w:p>
+        </w:tc>
+      </w:tr>
+    </w:tbl>
+    <w:p>
+      <w:pPr>
+        <w:spacing w:after="0"/>
+      </w:pPr>
+      <w:r>
+        <w:rPr>
+          <w:sz w:val="8"/>
+        </w:rPr>
+      </w:r>
+    </w:p>
+    <w:p>
+      <w:pPr>
+        <w:spacing w:after="80"/>
+      </w:pPr>
+      <w:r>
+        <w:rPr>
+          <w:b/>
+          <w:sz w:val="23"/>
+        </w:rPr>
+        <w:t>Así se ve lleno un día real:</w:t>
+      </w:r>
+    </w:p>
+    <w:tbl>
+      <w:tblPr>
+        <w:tblStyle w:val="TableGrid"/>
+        <w:tblW w:type="auto" w:w="0"/>
+        <w:tblLook w:firstColumn="1" w:firstRow="1" w:lastColumn="0" w:lastRow="0" w:noHBand="0" w:noVBand="1" w:val="04A0"/>
+      </w:tblPr>
+      <w:tblGrid>
+        <w:gridCol w:w="9972"/>
+      </w:tblGrid>
+      <w:tr>
+        <w:tc>
+          <w:tcPr>
+            <w:tcW w:type="dxa" w:w="9972"/>
+            <w:shd w:val="clear" w:fill="FFF8E7"/>
+          </w:tcPr>
+          <w:p>
+            <w:r>
+              <w:rPr>
+                <w:sz w:val="23"/>
+              </w:rPr>
+              <w:t>REPORTE lunes 14</w:t>
+            </w:r>
+          </w:p>
+          <w:p>
+            <w:r>
+              <w:rPr>
+                <w:sz w:val="23"/>
+              </w:rPr>
+              <w:t>Contacté hoy a: Andrea, Braulio, Carla, Diego, Estefanía… (y sigue la lista)</w:t>
+            </w:r>
+          </w:p>
+          <w:p>
+            <w:r>
+              <w:rPr>
+                <w:sz w:val="23"/>
+              </w:rPr>
+              <w:t>Total contactados: 42</w:t>
+            </w:r>
+          </w:p>
+          <w:p>
+            <w:r>
+              <w:rPr>
+                <w:sz w:val="23"/>
+              </w:rPr>
+              <w:t>Citas agendadas: 5</w:t>
+            </w:r>
+          </w:p>
+          <w:p>
+            <w:r>
+              <w:rPr>
+                <w:sz w:val="23"/>
+              </w:rPr>
+              <w:t>Citas asistidas: 2</w:t>
+            </w:r>
+          </w:p>
+          <w:p>
+            <w:r>
+              <w:rPr>
+                <w:sz w:val="23"/>
+              </w:rPr>
+              <w:t>Cierres o abonos: 1 (abono de $300.000 — cupo separado)</w:t>
+            </w:r>
+          </w:p>
+          <w:p>
+            <w:r>
+              <w:rPr>
+                <w:sz w:val="23"/>
+              </w:rPr>
+              <w:t>Plata que entró hoy: $300.000</w:t>
+            </w:r>
+          </w:p>
+        </w:tc>
+      </w:tr>
+    </w:tbl>
+    <w:p>
+      <w:pPr>
+        <w:spacing w:after="0"/>
+      </w:pPr>
+      <w:r>
+        <w:rPr>
+          <w:sz w:val="8"/>
+        </w:rPr>
       </w:r>
     </w:p>
     <w:p>

--- a/recursos/comercial/INDUCCION_COMERCIAL/SPRINT_20_CUPOS.docx
+++ b/recursos/comercial/INDUCCION_COMERCIAL/SPRINT_20_CUPOS.docx
@@ -340,6 +340,11 @@
         <w:rPr>
           <w:sz w:val="8"/>
         </w:rPr>
+      </w:r>
+    </w:p>
+    <w:p>
+      <w:r>
+        <w:br w:type="page"/>
       </w:r>
     </w:p>
     <w:p>

--- a/recursos/comercial/INDUCCION_COMERCIAL/SPRINT_20_CUPOS.docx
+++ b/recursos/comercial/INDUCCION_COMERCIAL/SPRINT_20_CUPOS.docx
@@ -562,14 +562,6 @@
               <w:t>OPERADORES Au Pair / W&amp;T</w:t>
             </w:r>
           </w:p>
-          <w:p>
-            <w:r>
-              <w:rPr>
-                <w:sz w:val="20"/>
-              </w:rPr>
-              <w:t>(contactos de gerencia)</w:t>
-            </w:r>
-          </w:p>
         </w:tc>
         <w:tc>
           <w:tcPr>
@@ -580,7 +572,7 @@
               <w:rPr>
                 <w:sz w:val="20"/>
               </w:rPr>
-              <w:t>Mensaje 3 una sola vez + UN seguimiento a las 72h. No es canal semanal: es sembrar y dejar. Si uno responde, la reunión la acompaña gerencia.</w:t>
+              <w:t>Canal de GERENCIA — las alianzas las trabaja gerencia directamente. A ti te llegan las candidatas remitidas como leads normales: las atiendes con prioridad (vienen calientes y con meta clara — el Módulo Pasaporte es su cierre).</w:t>
             </w:r>
           </w:p>
         </w:tc>

--- a/recursos/comercial/INDUCCION_COMERCIAL/SPRINT_20_CUPOS.docx
+++ b/recursos/comercial/INDUCCION_COMERCIAL/SPRINT_20_CUPOS.docx
@@ -587,6 +587,42 @@
               <w:rPr>
                 <w:sz w:val="20"/>
               </w:rPr>
+              <w:t>EMPRESAS ALIADAS</w:t>
+            </w:r>
+          </w:p>
+          <w:p>
+            <w:r>
+              <w:rPr>
+                <w:sz w:val="20"/>
+              </w:rPr>
+              <w:t>(Go Above and Beyond)</w:t>
+            </w:r>
+          </w:p>
+        </w:tc>
+        <w:tc>
+          <w:tcPr>
+            <w:tcW w:type="dxa" w:w="4986"/>
+          </w:tcPr>
+          <w:p>
+            <w:r>
+              <w:rPr>
+                <w:sz w:val="20"/>
+              </w:rPr>
+              <w:t>Canal de GERENCIA y el líder de alianzas (Business/Student Partner). A ti te llegan los empleados BECADOS de empresas aliadas como leads calientes — regla del mejor beneficio: si el becado califica a una beca superior del Fondo, se le aplica la mejor, nunca ambas.</w:t>
+            </w:r>
+          </w:p>
+        </w:tc>
+      </w:tr>
+      <w:tr>
+        <w:tc>
+          <w:tcPr>
+            <w:tcW w:type="dxa" w:w="4986"/>
+          </w:tcPr>
+          <w:p>
+            <w:r>
+              <w:rPr>
+                <w:sz w:val="20"/>
+              </w:rPr>
               <w:t>REDES LOCALES</w:t>
             </w:r>
           </w:p>
@@ -644,7 +680,7 @@
               <w:rPr>
                 <w:sz w:val="20"/>
               </w:rPr>
-              <w:t>Carril EJECUTIVO/B2B: 10 contactos por sesión a perfiles ejecutivos o de RRHH de empresas de Bucaramanga, con el Mensaje 5. Toda respuesta se agenda como CITA PARA GERENCIA — tú prospectas, gerencia cierra. Se reporta como todo lo demás.</w:t>
+              <w:t>Carril EJECUTIVO/B2B: 10 contactos por sesión a perfiles ejecutivos o de RRHH de empresas de Bucaramanga, con el Mensaje 5. LA VENTA ES TUYA de principio a fin (y tu comisión): tú agendas, tú presentas, tú cierras. Gerencia te acompaña en la primera reunión corporativa si la pides, y firma los convenios y precios B2B fuera de tabla. Se reporta como todo lo demás.</w:t>
             </w:r>
           </w:p>
         </w:tc>

--- a/recursos/comercial/INDUCCION_COMERCIAL/SPRINT_20_CUPOS.docx
+++ b/recursos/comercial/INDUCCION_COMERCIAL/SPRINT_20_CUPOS.docx
@@ -623,6 +623,42 @@
               <w:rPr>
                 <w:sz w:val="20"/>
               </w:rPr>
+              <w:t>COLEGIOS</w:t>
+            </w:r>
+          </w:p>
+          <w:p>
+            <w:r>
+              <w:rPr>
+                <w:sz w:val="20"/>
+              </w:rPr>
+              <w:t>(School Partner)</w:t>
+            </w:r>
+          </w:p>
+        </w:tc>
+        <w:tc>
+          <w:tcPr>
+            <w:tcW w:type="dxa" w:w="4986"/>
+          </w:tcPr>
+          <w:p>
+            <w:r>
+              <w:rPr>
+                <w:sz w:val="20"/>
+              </w:rPr>
+              <w:t>Las alianzas con colegios las abre GERENCIA. Tu rol: en cada TALLER DE PADRES capturas los datos en sala (nombre del padre, hijo, grado, teléfono) y AGENDAS CITAS ahí mismo a la salida. Después del taller: mensaje de gracias el mismo día + llamada a las 24h a los que no agendaron. Los registrados del taller son leads tuyos — entran a tu reporte como todo lo demás. Productos: 11° = Arranque de enero · 8°-10° = ruta sabatina (nivel individual, sin beca, descuento por forma de pago).</w:t>
+            </w:r>
+          </w:p>
+        </w:tc>
+      </w:tr>
+      <w:tr>
+        <w:tc>
+          <w:tcPr>
+            <w:tcW w:type="dxa" w:w="4986"/>
+          </w:tcPr>
+          <w:p>
+            <w:r>
+              <w:rPr>
+                <w:sz w:val="20"/>
+              </w:rPr>
               <w:t>REDES LOCALES</w:t>
             </w:r>
           </w:p>
@@ -680,7 +716,22 @@
               <w:rPr>
                 <w:sz w:val="20"/>
               </w:rPr>
-              <w:t>Carril EJECUTIVO/B2B: 10 contactos por sesión a perfiles ejecutivos o de RRHH de empresas de Bucaramanga, con el Mensaje 5. LA VENTA ES TUYA de principio a fin (y tu comisión): tú agendas, tú presentas, tú cierras. Gerencia te acompaña en la primera reunión corporativa si la pides, y firma los convenios y precios B2B fuera de tabla. Se reporta como todo lo demás.</w:t>
+              <w:t>Carril EJECUTIVO/B2B: 10 contactos por sesión a perfiles ejecutivos o de RRHH de empresas de Bucaramanga, con el Mensaje 5. LA VENTA ES TUYA de principio a fin (y tu comisión): tú agendas, tú presentas, tú cierras. Gerencia te acompaña en la primera reunión corporativa si la pides, y firma los convenios y precios B2B fuera de tabla.</w:t>
+            </w:r>
+          </w:p>
+          <w:p>
+            <w:r>
+              <w:rPr>
+                <w:sz w:val="20"/>
+              </w:rPr>
+            </w:r>
+          </w:p>
+          <w:p>
+            <w:r>
+              <w:rPr>
+                <w:sz w:val="20"/>
+              </w:rPr>
+              <w:t>TU ESCALERA B2B (nunca abrir regalando): 1) La VENTA — formación pagada para ejecutivos/equipos, con factura. 2) Si no hay presupuesto pero hay interés → la ALIANZA sin costo (Business/Student Partner): ofrécela y entrega el contacto a gerencia — las cartas las envía el rol de alianzas, no tú. 3) No total → base con motivo. Ningún contacto se pierde: venta, alianza o motivo.</w:t>
             </w:r>
           </w:p>
         </w:tc>

--- a/recursos/comercial/INDUCCION_COMERCIAL/SPRINT_20_CUPOS.docx
+++ b/recursos/comercial/INDUCCION_COMERCIAL/SPRINT_20_CUPOS.docx
@@ -123,7 +123,7 @@
           <w:b/>
           <w:sz w:val="23"/>
         </w:rPr>
-        <w:t>1. 40 CONTACTOS SALIENTES del barrido, con comentario en el bot por cada uno: resultado + próximo paso.</w:t>
+        <w:t>1. 40 CONTACTOS SALIENTES del barrido, con comentario en el bot por cada uno: resultado + próximo paso. Todo contacto se registra con NOMBRE Y APELLIDO — hay muchos Andreas y Juanes.</w:t>
       </w:r>
     </w:p>
     <w:p>
@@ -190,7 +190,7 @@
               <w:rPr>
                 <w:sz w:val="23"/>
               </w:rPr>
-              <w:t>Contacté hoy a: [los nombres]</w:t>
+              <w:t>Contacté hoy a: [nombres Y APELLIDOS]</w:t>
             </w:r>
           </w:p>
           <w:p>
@@ -286,7 +286,7 @@
               <w:rPr>
                 <w:sz w:val="23"/>
               </w:rPr>
-              <w:t>Contacté hoy a: Andrea, Braulio, Carla, Diego, Estefanía… (y sigue la lista)</w:t>
+              <w:t>Contacté hoy a: Andrea Gómez, Braulio Pérez, Carla Ruiz, Diego Mantilla, Estefanía León… (y sigue la lista)</w:t>
             </w:r>
           </w:p>
           <w:p>

--- a/recursos/comercial/INDUCCION_COMERCIAL/SPRINT_20_CUPOS.docx
+++ b/recursos/comercial/INDUCCION_COMERCIAL/SPRINT_20_CUPOS.docx
@@ -124,6 +124,18 @@
           <w:sz w:val="23"/>
         </w:rPr>
         <w:t>1. 40 CONTACTOS SALIENTES del barrido, con comentario en el bot por cada uno: resultado + próximo paso. Todo contacto se registra con NOMBRE Y APELLIDO — hay muchos Andreas y Juanes.</w:t>
+      </w:r>
+    </w:p>
+    <w:p>
+      <w:pPr>
+        <w:spacing w:after="80"/>
+      </w:pPr>
+      <w:r>
+        <w:rPr>
+          <w:b w:val="0"/>
+          <w:sz w:val="23"/>
+        </w:rPr>
+        <w:t>REGLA DE REGISTRO: lo que nace en el bot se comenta EN el bot; todo lo demás (colegios, empresas, grupos, LinkedIn, referidos) vive en la PLANILLA_SPRINT (hoja FUERA DEL BOT). El reporte de las 6 PM sale de las dos fuentes.</w:t>
       </w:r>
     </w:p>
     <w:p>
@@ -769,7 +781,7 @@
           <w:b w:val="0"/>
           <w:sz w:val="23"/>
         </w:rPr>
-        <w:t>Toda oferta que no cierra sale POR ESCRITO con vencimiento de 72 horas — desde el miércoles habrá ofertas TUYAS venciendo cada día. Rutina diaria: revisar cuáles vencen HOY y llamarlas: "tu beca vence hoy a las 6 PM". La lista de vencimientos la construyes tú misma con cada oferta que emitas.</w:t>
+        <w:t>Toda oferta que no cierra sale POR ESCRITO con vencimiento de 72 horas y se registra EL MISMO DÍA en la PLANILLA_SPRINT (hoja OFERTAS Y VENCIMIENTOS). Rutina diaria: filtrar la columna VENCE por HOY y llamarlas: "tu beca vence hoy a las 6 PM". Estado de cada una: VIGENTE, CERRÓ, VENCIÓ o RE-PRESENTADA — la fecha SE CUMPLE.</w:t>
       </w:r>
     </w:p>
     <w:p>

--- a/recursos/comercial/INDUCCION_COMERCIAL/SPRINT_20_CUPOS.docx
+++ b/recursos/comercial/INDUCCION_COMERCIAL/SPRINT_20_CUPOS.docx
@@ -171,7 +171,7 @@
           <w:b w:val="0"/>
           <w:sz w:val="23"/>
         </w:rPr>
-        <w:t>4. Reporte de las 6:00 PM por WhatsApp — se copia esta plantilla y se llenan los números:</w:t>
+        <w:t>4. Reporte de las 6:00 PM por WhatsApp: PANTALLAZO del día (planilla o bot — los nombres van ahí, sin re-escribirlos) + estos números escritos:</w:t>
       </w:r>
     </w:p>
     <w:tbl>
@@ -352,11 +352,6 @@
         <w:rPr>
           <w:sz w:val="8"/>
         </w:rPr>
-      </w:r>
-    </w:p>
-    <w:p>
-      <w:r>
-        <w:br w:type="page"/>
       </w:r>
     </w:p>
     <w:p>

--- a/recursos/comercial/INDUCCION_COMERCIAL/SPRINT_20_CUPOS.docx
+++ b/recursos/comercial/INDUCCION_COMERCIAL/SPRINT_20_CUPOS.docx
@@ -168,10 +168,34 @@
       </w:pPr>
       <w:r>
         <w:rPr>
+          <w:b/>
+          <w:sz w:val="23"/>
+        </w:rPr>
+        <w:t>4. Reporte de las 6:00 PM por WhatsApp — son DOS cosas en UN solo mensaje:</w:t>
+      </w:r>
+    </w:p>
+    <w:p>
+      <w:pPr>
+        <w:spacing w:after="80"/>
+      </w:pPr>
+      <w:r>
+        <w:rPr>
           <w:b w:val="0"/>
           <w:sz w:val="23"/>
         </w:rPr>
-        <w:t>4. Reporte de las 6:00 PM por WhatsApp: PANTALLAZO del día (planilla o bot — los nombres van ahí, sin re-escribirlos) + estos números escritos:</w:t>
+        <w:t xml:space="preserve">   PRIMERO — una FOTO: pantallazo de la planilla con las filas de hoy (ahí se ven los nombres y apellidos de los contactados — no hay que volverlos a escribir).</w:t>
+      </w:r>
+    </w:p>
+    <w:p>
+      <w:pPr>
+        <w:spacing w:after="80"/>
+      </w:pPr>
+      <w:r>
+        <w:rPr>
+          <w:b w:val="0"/>
+          <w:sz w:val="23"/>
+        </w:rPr>
+        <w:t xml:space="preserve">   SEGUNDO — escrito debajo, este resumen de números:</w:t>
       </w:r>
     </w:p>
     <w:tbl>
@@ -195,14 +219,6 @@
                 <w:sz w:val="23"/>
               </w:rPr>
               <w:t>REPORTE [día]</w:t>
-            </w:r>
-          </w:p>
-          <w:p>
-            <w:r>
-              <w:rPr>
-                <w:sz w:val="23"/>
-              </w:rPr>
-              <w:t>Contacté hoy a: [nombres Y APELLIDOS]</w:t>
             </w:r>
           </w:p>
           <w:p>
@@ -267,7 +283,7 @@
           <w:b/>
           <w:sz w:val="23"/>
         </w:rPr>
-        <w:t>Así se ve lleno un día real:</w:t>
+        <w:t>Así se ve un día real:</w:t>
       </w:r>
     </w:p>
     <w:tbl>
@@ -290,7 +306,7 @@
               <w:rPr>
                 <w:sz w:val="23"/>
               </w:rPr>
-              <w:t>REPORTE lunes 14</w:t>
+              <w:t>[FOTO: pantallazo de la planilla del día — se ven Andrea Gómez, Braulio Pérez, Carla Ruiz…]</w:t>
             </w:r>
           </w:p>
           <w:p>
@@ -298,7 +314,14 @@
               <w:rPr>
                 <w:sz w:val="23"/>
               </w:rPr>
-              <w:t>Contacté hoy a: Andrea Gómez, Braulio Pérez, Carla Ruiz, Diego Mantilla, Estefanía León… (y sigue la lista)</w:t>
+            </w:r>
+          </w:p>
+          <w:p>
+            <w:r>
+              <w:rPr>
+                <w:sz w:val="23"/>
+              </w:rPr>
+              <w:t>REPORTE lunes 14</w:t>
             </w:r>
           </w:p>
           <w:p>

--- a/recursos/comercial/INDUCCION_COMERCIAL/SPRINT_20_CUPOS.docx
+++ b/recursos/comercial/INDUCCION_COMERCIAL/SPRINT_20_CUPOS.docx
@@ -436,6 +436,18 @@
           <w:sz w:val="23"/>
         </w:rPr>
         <w:t>· No contesta → llamada a las +24h → último mensaje a las +48h → comentario y se sigue.</w:t>
+      </w:r>
+    </w:p>
+    <w:p>
+      <w:pPr>
+        <w:spacing w:after="80"/>
+      </w:pPr>
+      <w:r>
+        <w:rPr>
+          <w:b/>
+          <w:sz w:val="23"/>
+        </w:rPr>
+        <w:t>· Contesta BRAVO (reclamo, "mala experiencia") → Mensaje 6, UN solo mensaje y silencio · pantallazo a gerencia el MISMO día · estado NO CONTACTAR (reclamo) en la planilla — no vuelve a ninguna tanda. Jamás discutir, jamás ofrecer plata.</w:t>
       </w:r>
     </w:p>
     <w:p>

--- a/recursos/comercial/INDUCCION_COMERCIAL/SPRINT_20_CUPOS.docx
+++ b/recursos/comercial/INDUCCION_COMERCIAL/SPRINT_20_CUPOS.docx
@@ -650,7 +650,7 @@
               <w:rPr>
                 <w:sz w:val="20"/>
               </w:rPr>
-              <w:t>Canal de GERENCIA y el líder de alianzas (Business/Student Partner). A ti te llegan los empleados BECADOS de empresas aliadas como leads calientes — regla del mejor beneficio: si el becado califica a una beca superior del Fondo, se le aplica la mejor, nunca ambas.</w:t>
+              <w:t>TUYO de principio a fin: tú buscas las empresas, presentas Business y Student Partner (con las cartas firmadas por gerencia — las llevas tú) y gestionas la relación. Solo la FIRMA del convenio es de gerencia: tú no firmas ni pactas condiciones fuera de las escritas. Los empleados becados que lleguen los atiendes tú — regla del mejor beneficio: si el becado califica a una beca superior del Fondo, se aplica la mejor, nunca ambas.</w:t>
             </w:r>
           </w:p>
         </w:tc>
@@ -686,7 +686,7 @@
               <w:rPr>
                 <w:sz w:val="20"/>
               </w:rPr>
-              <w:t>Las alianzas con colegios las abre GERENCIA. Tu rol: en cada TALLER DE PADRES capturas los datos en sala (nombre del padre, hijo, grado, teléfono) y AGENDAS CITAS ahí mismo a la salida. Después del taller: mensaje de gracias el mismo día + llamada a las 24h a los que no agendaron. Los registrados del taller son leads tuyos — entran a tu reporte como todo lo demás. Productos: 11° = Arranque de enero · 8°-10° = ruta sabatina (nivel individual, sin beca, descuento por forma de pago).</w:t>
+              <w:t>TUYO también: tú buscas y agendas los colegios (con la carta School Partner firmada por gerencia). El taller lo dicta gerencia; tu rol en cada TALLER DE PADRES capturas los datos en sala (nombre del padre, hijo, grado, teléfono) y AGENDAS CITAS ahí mismo a la salida. Después del taller: mensaje de gracias el mismo día + llamada a las 24h a los que no agendaron. Los registrados del taller son leads tuyos — entran a tu reporte como todo lo demás. Productos: 11° = Arranque de enero · 8°-10° = ruta sabatina (nivel individual, sin beca, descuento por forma de pago).</w:t>
             </w:r>
           </w:p>
         </w:tc>
@@ -773,7 +773,7 @@
               <w:rPr>
                 <w:sz w:val="20"/>
               </w:rPr>
-              <w:t>TU ESCALERA B2B (nunca abrir regalando): 1) La VENTA — formación pagada para ejecutivos/equipos, con factura. 2) Si no hay presupuesto pero hay interés → la ALIANZA sin costo (Business/Student Partner): ofrécela y entrega el contacto a gerencia — las cartas las envía el rol de alianzas, no tú. 3) No total → base con motivo. Ningún contacto se pierde: venta, alianza o motivo.</w:t>
+              <w:t>TU ESCALERA B2B (nunca abrir regalando): 1) La VENTA — formación pagada para ejecutivos/equipos, con factura. 2) Si no hay presupuesto pero hay interés → la ALIANZA sin costo (Business/Student Partner): la ofreces y la GESTIONAS TÚ, con las cartas firmadas por gerencia — solo la firma del convenio es de gerencia. 3) No total → base con motivo. Ningún contacto se pierde: venta, alianza o motivo.</w:t>
             </w:r>
           </w:p>
         </w:tc>

--- a/recursos/comercial/INDUCCION_COMERCIAL/SPRINT_20_CUPOS.docx
+++ b/recursos/comercial/INDUCCION_COMERCIAL/SPRINT_20_CUPOS.docx
@@ -650,7 +650,7 @@
               <w:rPr>
                 <w:sz w:val="20"/>
               </w:rPr>
-              <w:t>TUYO de principio a fin: tú buscas las empresas, presentas Business y Student Partner (con las cartas firmadas por gerencia — las llevas tú) y gestionas la relación. Solo la FIRMA del convenio es de gerencia: tú no firmas ni pactas condiciones fuera de las escritas. Los empleados becados que lleguen los atiendes tú — regla del mejor beneficio: si el becado califica a una beca superior del Fondo, se aplica la mejor, nunca ambas.</w:t>
+              <w:t>TUYO de principio a fin: tú buscas las empresas, presentas Business y Student Partner (con las cartas firmadas por gerencia — las llevas tú) y gestionas la relación. Solo la FIRMA del convenio es de gerencia: tú no firmas ni pactas condiciones fuera de las escritas. Los empleados que lleguen los atiendes tú — qué beca les aplica: DUDA #2 de la hoja de Dudas y Aclaraciones (el test de la factura + ingresos).</w:t>
             </w:r>
           </w:p>
         </w:tc>

--- a/recursos/comercial/INDUCCION_COMERCIAL/SPRINT_20_CUPOS.docx
+++ b/recursos/comercial/INDUCCION_COMERCIAL/SPRINT_20_CUPOS.docx
@@ -686,7 +686,7 @@
               <w:rPr>
                 <w:sz w:val="20"/>
               </w:rPr>
-              <w:t>TUYO también: tú buscas y agendas los colegios (con la carta School Partner firmada por gerencia). El taller lo dicta gerencia; tu rol en cada TALLER DE PADRES capturas los datos en sala (nombre del padre, hijo, grado, teléfono) y AGENDAS CITAS ahí mismo a la salida. Después del taller: mensaje de gracias el mismo día + llamada a las 24h a los que no agendaron. Los registrados del taller son leads tuyos — entran a tu reporte como todo lo demás. Productos: 11° = Arranque de enero · 8°-10° = ruta sabatina (nivel individual, sin beca, descuento por forma de pago).</w:t>
+              <w:t>TUYO también: tú buscas y agendas los colegios (con la carta School Partner firmada por gerencia). El taller lo dicta quien designe gerencia; tu rol en cada TALLER DE PADRES capturas los datos en sala (nombre del padre, hijo, grado, teléfono) y AGENDAS CITAS ahí mismo a la salida. Después del taller: mensaje de gracias el mismo día + llamada a las 24h a los que no agendaron. Los registrados del taller son leads tuyos — entran a tu reporte como todo lo demás. Productos: 11° = Arranque de enero · 8°-10° = ruta sabatina (nivel individual, sin beca, descuento por forma de pago).</w:t>
             </w:r>
           </w:p>
         </w:tc>
@@ -758,7 +758,7 @@
               <w:rPr>
                 <w:sz w:val="20"/>
               </w:rPr>
-              <w:t>Carril EJECUTIVO/B2B: 10 contactos por sesión a perfiles ejecutivos o de RRHH de empresas de Bucaramanga, con el Mensaje 5. LA VENTA ES TUYA de principio a fin (y tu comisión): tú agendas, tú presentas, tú cierras. Gerencia te acompaña en la primera reunión corporativa si la pides, y firma los convenios y precios B2B fuera de tabla.</w:t>
+              <w:t>Carril EJECUTIVO/B2B: 10 contactos por sesión a perfiles ejecutivos o de RRHH de empresas de Bucaramanga, con el Mensaje 5. LA VENTA ES TUYA de principio a fin: tú agendas, tú presentas, tú cierras. Gerencia te acompaña en la primera reunión corporativa si la pides, y firma los convenios y precios B2B fuera de tabla.</w:t>
             </w:r>
           </w:p>
           <w:p>

--- a/recursos/comercial/INDUCCION_COMERCIAL/SPRINT_20_CUPOS.docx
+++ b/recursos/comercial/INDUCCION_COMERCIAL/SPRINT_20_CUPOS.docx
@@ -758,7 +758,7 @@
               <w:rPr>
                 <w:sz w:val="20"/>
               </w:rPr>
-              <w:t>Carril EJECUTIVO/B2B: 10 contactos por sesión a perfiles ejecutivos o de RRHH de empresas de Bucaramanga, con el Mensaje 5. LA VENTA ES TUYA de principio a fin: tú agendas, tú presentas, tú cierras. Gerencia te acompaña en la primera reunión corporativa si la pides, y firma los convenios y precios B2B fuera de tabla.</w:t>
+              <w:t>Carril EJECUTIVO/B2B: 10 contactos por sesión a perfiles ejecutivos o de RRHH de empresas de Bucaramanga, con el Mensaje 5. LA VENTA ES TUYA de principio a fin: tú agendas, tú presentas, tú cierras. Gerencia solo entra para dos cosas: (1) firmar los convenios y (2) definir cualquier precio que no esté en las tablas escritas — tú nunca inventas precios: lo traes, gerencia lo define, tú vuelves y cierras. Y si quieres compañía en tu primera reunión con una empresa, la pides y gerencia va.</w:t>
             </w:r>
           </w:p>
           <w:p>

--- a/recursos/comercial/INDUCCION_COMERCIAL/SPRINT_20_CUPOS.docx
+++ b/recursos/comercial/INDUCCION_COMERCIAL/SPRINT_20_CUPOS.docx
@@ -71,7 +71,7 @@
           <w:p>
             <w:r>
               <w:rPr>
-                <w:sz w:val="23"/>
+                <w:sz w:val="22"/>
               </w:rPr>
               <w:t>40+ contactos salientes/día  →  5-6 citas agendadas  →  2-3 asistidas  →  1 matrícula/día hábil</w:t>
             </w:r>
@@ -91,12 +91,12 @@
     </w:p>
     <w:p>
       <w:pPr>
-        <w:spacing w:after="80"/>
+        <w:spacing w:after="60"/>
       </w:pPr>
       <w:r>
         <w:rPr>
           <w:b w:val="0"/>
-          <w:sz w:val="23"/>
+          <w:sz w:val="22"/>
         </w:rPr>
         <w:t>Los leads NUEVOS que Meta trae cada día (el flujo) no alcanzan para eso. La mina es el STOCK: los cientos de conversaciones dormidas acumuladas en el bot durante meses + las listas de la academia. El sprint es minería de stock.</w:t>
       </w:r>
@@ -116,84 +116,84 @@
     </w:p>
     <w:p>
       <w:pPr>
-        <w:spacing w:after="80"/>
+        <w:spacing w:after="60"/>
       </w:pPr>
       <w:r>
         <w:rPr>
           <w:b/>
-          <w:sz w:val="23"/>
+          <w:sz w:val="22"/>
         </w:rPr>
         <w:t>1. 40 CONTACTOS SALIENTES del barrido, con comentario en el bot por cada uno: resultado + próximo paso. Todo contacto se registra con NOMBRE Y APELLIDO — hay muchos Andreas y Juanes.</w:t>
       </w:r>
     </w:p>
     <w:p>
       <w:pPr>
-        <w:spacing w:after="80"/>
+        <w:spacing w:after="60"/>
       </w:pPr>
       <w:r>
         <w:rPr>
           <w:b w:val="0"/>
-          <w:sz w:val="23"/>
+          <w:sz w:val="22"/>
         </w:rPr>
         <w:t>REGLA DE REGISTRO: lo que nace en el bot se comenta EN el bot; todo lo demás (colegios, empresas, grupos, LinkedIn, referidos) vive en la PLANILLA_SPRINT (hoja FUERA DEL BOT). El reporte de las 6 PM sale de las dos fuentes.</w:t>
       </w:r>
     </w:p>
     <w:p>
       <w:pPr>
-        <w:spacing w:after="80"/>
+        <w:spacing w:after="60"/>
       </w:pPr>
       <w:r>
         <w:rPr>
           <w:b w:val="0"/>
-          <w:sz w:val="23"/>
+          <w:sz w:val="22"/>
         </w:rPr>
         <w:t>2. Leads nuevos: el bot los atiende al instante. La asesora revisa la bandeja del bot mínimo 3 VECES AL DÍA (mañana, mediodía y tarde) y toma manualmente toda conversación donde el lead preguntó algo que el bot no resolvió, pidió hablar con una persona, o quedó en silencio tras mostrar interés. Todas atendidas el mismo día hábil, antes del reporte.</w:t>
       </w:r>
     </w:p>
     <w:p>
       <w:pPr>
-        <w:spacing w:after="80"/>
+        <w:spacing w:after="60"/>
       </w:pPr>
       <w:r>
         <w:rPr>
           <w:b w:val="0"/>
-          <w:sz w:val="23"/>
+          <w:sz w:val="22"/>
         </w:rPr>
         <w:t>3. Toda cita del día atendida + las de mañana confirmadas.</w:t>
       </w:r>
     </w:p>
     <w:p>
       <w:pPr>
-        <w:spacing w:after="80"/>
+        <w:spacing w:after="60"/>
       </w:pPr>
       <w:r>
         <w:rPr>
           <w:b/>
-          <w:sz w:val="23"/>
+          <w:sz w:val="22"/>
         </w:rPr>
         <w:t>4. Reporte de las 6:00 PM por WhatsApp — son DOS cosas en UN solo mensaje:</w:t>
       </w:r>
     </w:p>
     <w:p>
       <w:pPr>
-        <w:spacing w:after="80"/>
+        <w:spacing w:after="60"/>
       </w:pPr>
       <w:r>
         <w:rPr>
           <w:b w:val="0"/>
-          <w:sz w:val="23"/>
+          <w:sz w:val="22"/>
         </w:rPr>
         <w:t xml:space="preserve">   PRIMERO — una FOTO: pantallazo de la planilla con las filas de hoy (ahí se ven los nombres y apellidos de los contactados — no hay que volverlos a escribir).</w:t>
       </w:r>
     </w:p>
     <w:p>
       <w:pPr>
-        <w:spacing w:after="80"/>
+        <w:spacing w:after="60"/>
       </w:pPr>
       <w:r>
         <w:rPr>
           <w:b w:val="0"/>
-          <w:sz w:val="23"/>
+          <w:sz w:val="22"/>
         </w:rPr>
         <w:t xml:space="preserve">   SEGUNDO — escrito debajo, este resumen de números:</w:t>
       </w:r>
@@ -216,7 +216,7 @@
           <w:p>
             <w:r>
               <w:rPr>
-                <w:sz w:val="23"/>
+                <w:sz w:val="22"/>
               </w:rPr>
               <w:t>REPORTE [día]</w:t>
             </w:r>
@@ -224,7 +224,7 @@
           <w:p>
             <w:r>
               <w:rPr>
-                <w:sz w:val="23"/>
+                <w:sz w:val="22"/>
               </w:rPr>
               <w:t>Total contactados: __</w:t>
             </w:r>
@@ -232,7 +232,7 @@
           <w:p>
             <w:r>
               <w:rPr>
-                <w:sz w:val="23"/>
+                <w:sz w:val="22"/>
               </w:rPr>
               <w:t>Citas agendadas: __</w:t>
             </w:r>
@@ -240,7 +240,7 @@
           <w:p>
             <w:r>
               <w:rPr>
-                <w:sz w:val="23"/>
+                <w:sz w:val="22"/>
               </w:rPr>
               <w:t>Citas asistidas: __</w:t>
             </w:r>
@@ -248,7 +248,7 @@
           <w:p>
             <w:r>
               <w:rPr>
-                <w:sz w:val="23"/>
+                <w:sz w:val="22"/>
               </w:rPr>
               <w:t>Cierres o abonos: __</w:t>
             </w:r>
@@ -256,7 +256,7 @@
           <w:p>
             <w:r>
               <w:rPr>
-                <w:sz w:val="23"/>
+                <w:sz w:val="22"/>
               </w:rPr>
               <w:t>Plata que entró hoy: $ __</w:t>
             </w:r>
@@ -276,12 +276,12 @@
     </w:p>
     <w:p>
       <w:pPr>
-        <w:spacing w:after="80"/>
+        <w:spacing w:after="60"/>
       </w:pPr>
       <w:r>
         <w:rPr>
           <w:b/>
-          <w:sz w:val="23"/>
+          <w:sz w:val="22"/>
         </w:rPr>
         <w:t>Así se ve un día real:</w:t>
       </w:r>
@@ -304,7 +304,7 @@
           <w:p>
             <w:r>
               <w:rPr>
-                <w:sz w:val="23"/>
+                <w:sz w:val="22"/>
               </w:rPr>
               <w:t>[FOTO: pantallazo de la planilla del día — se ven Andrea Gómez, Braulio Pérez, Carla Ruiz…]</w:t>
             </w:r>
@@ -312,14 +312,14 @@
           <w:p>
             <w:r>
               <w:rPr>
-                <w:sz w:val="23"/>
+                <w:sz w:val="22"/>
               </w:rPr>
             </w:r>
           </w:p>
           <w:p>
             <w:r>
               <w:rPr>
-                <w:sz w:val="23"/>
+                <w:sz w:val="22"/>
               </w:rPr>
               <w:t>REPORTE lunes 14</w:t>
             </w:r>
@@ -327,7 +327,7 @@
           <w:p>
             <w:r>
               <w:rPr>
-                <w:sz w:val="23"/>
+                <w:sz w:val="22"/>
               </w:rPr>
               <w:t>Total contactados: 42</w:t>
             </w:r>
@@ -335,7 +335,7 @@
           <w:p>
             <w:r>
               <w:rPr>
-                <w:sz w:val="23"/>
+                <w:sz w:val="22"/>
               </w:rPr>
               <w:t>Citas agendadas: 5</w:t>
             </w:r>
@@ -343,7 +343,7 @@
           <w:p>
             <w:r>
               <w:rPr>
-                <w:sz w:val="23"/>
+                <w:sz w:val="22"/>
               </w:rPr>
               <w:t>Citas asistidas: 2</w:t>
             </w:r>
@@ -351,7 +351,7 @@
           <w:p>
             <w:r>
               <w:rPr>
-                <w:sz w:val="23"/>
+                <w:sz w:val="22"/>
               </w:rPr>
               <w:t>Cierres o abonos: 1 (abono de $300.000 — cupo separado)</w:t>
             </w:r>
@@ -359,7 +359,7 @@
           <w:p>
             <w:r>
               <w:rPr>
-                <w:sz w:val="23"/>
+                <w:sz w:val="22"/>
               </w:rPr>
               <w:t>Plata que entró hoy: $300.000</w:t>
             </w:r>
@@ -392,72 +392,72 @@
     </w:p>
     <w:p>
       <w:pPr>
-        <w:spacing w:after="80"/>
+        <w:spacing w:after="60"/>
       </w:pPr>
       <w:r>
         <w:rPr>
           <w:b w:val="0"/>
-          <w:sz w:val="23"/>
+          <w:sz w:val="22"/>
         </w:rPr>
         <w:t>El bot no tiene notas viejas ni segmentación — no importa. Regla única: de la conversación MÁS RECIENTE hacia atrás, Mensaje 1 a todo el mundo (está redactado para servir sin conocer la historia). La respuesta re-segmenta sola:</w:t>
       </w:r>
     </w:p>
     <w:p>
       <w:pPr>
-        <w:spacing w:after="80"/>
+        <w:spacing w:after="60"/>
       </w:pPr>
       <w:r>
         <w:rPr>
           <w:b w:val="0"/>
-          <w:sz w:val="23"/>
+          <w:sz w:val="22"/>
         </w:rPr>
         <w:t>· Contesta interesado → cita con día y hora.</w:t>
       </w:r>
     </w:p>
     <w:p>
       <w:pPr>
-        <w:spacing w:after="80"/>
+        <w:spacing w:after="60"/>
       </w:pPr>
       <w:r>
         <w:rPr>
           <w:b w:val="0"/>
-          <w:sz w:val="23"/>
+          <w:sz w:val="22"/>
         </w:rPr>
         <w:t>· Contesta que no → motivo real, comentario en el bot.</w:t>
       </w:r>
     </w:p>
     <w:p>
       <w:pPr>
-        <w:spacing w:after="80"/>
+        <w:spacing w:after="60"/>
       </w:pPr>
       <w:r>
         <w:rPr>
           <w:b w:val="0"/>
-          <w:sz w:val="23"/>
+          <w:sz w:val="22"/>
         </w:rPr>
         <w:t>· No contesta → llamada a las +24h → último mensaje a las +48h → comentario y se sigue.</w:t>
       </w:r>
     </w:p>
     <w:p>
       <w:pPr>
-        <w:spacing w:after="80"/>
+        <w:spacing w:after="60"/>
       </w:pPr>
       <w:r>
         <w:rPr>
           <w:b/>
-          <w:sz w:val="23"/>
+          <w:sz w:val="22"/>
         </w:rPr>
         <w:t>· Contesta BRAVO (reclamo, "mala experiencia") → Mensaje 6, UN solo mensaje y silencio · pantallazo a gerencia el MISMO día · estado NO CONTACTAR (reclamo) en la planilla — no vuelve a ninguna tanda. Jamás discutir, jamás ofrecer plata.</w:t>
       </w:r>
     </w:p>
     <w:p>
       <w:pPr>
-        <w:spacing w:after="80"/>
+        <w:spacing w:after="60"/>
       </w:pPr>
       <w:r>
         <w:rPr>
           <w:b/>
-          <w:sz w:val="23"/>
+          <w:sz w:val="22"/>
         </w:rPr>
         <w:t>NO se filtra nada antes del barrido — se dispara a todos. Si el contactado resulta ser estudiante actual, pivote inmediato a referido: "¡Verdad que tú ya estás con nosotros! Entonces te tomo la palabra para otra cosa: ¿quién de tu círculo lleva años diciendo necesito el inglés? Mándame su nombre y número y lo atiendo de tu parte." Cada tope con un matriculado es un intento de referido gratis.</w:t>
       </w:r>
@@ -804,12 +804,12 @@
     </w:p>
     <w:p>
       <w:pPr>
-        <w:spacing w:after="80"/>
+        <w:spacing w:after="60"/>
       </w:pPr>
       <w:r>
         <w:rPr>
           <w:b w:val="0"/>
-          <w:sz w:val="23"/>
+          <w:sz w:val="22"/>
         </w:rPr>
         <w:t>Toda oferta que no cierra sale POR ESCRITO con vencimiento de 72 horas y se registra EL MISMO DÍA en la PLANILLA_SPRINT (hoja OFERTAS Y VENCIMIENTOS). Rutina diaria: filtrar la columna VENCE por HOY y llamarlas: "tu beca vence hoy a las 6 PM". Estado de cada una: VIGENTE, CERRÓ, VENCIÓ o RE-PRESENTADA — la fecha SE CUMPLE.</w:t>
       </w:r>
@@ -824,7 +824,7 @@
           <w:color w:val="E54C09"/>
           <w:sz w:val="29"/>
         </w:rPr>
-        <w:t>METAS DE LA SEMANA (revisión cada viernes con gerencia)</w:t>
+        <w:t>METAS DE LA SEMANA (revisión cada SÁBADO 10:30 AM con gerencia — 30 min, con la planilla abierta)</w:t>
       </w:r>
     </w:p>
     <w:tbl>
@@ -996,12 +996,12 @@
     </w:p>
     <w:p>
       <w:pPr>
-        <w:spacing w:after="80"/>
+        <w:spacing w:after="60"/>
       </w:pPr>
       <w:r>
         <w:rPr>
           <w:b/>
-          <w:sz w:val="23"/>
+          <w:sz w:val="22"/>
         </w:rPr>
         <w:t>Termómetro: el contador de cupos (vendidos/20) se actualiza a diario en el tablero de la sede y el chat interno.</w:t>
       </w:r>
@@ -1021,60 +1021,60 @@
     </w:p>
     <w:p>
       <w:pPr>
-        <w:spacing w:after="80"/>
+        <w:spacing w:after="60"/>
       </w:pPr>
       <w:r>
         <w:rPr>
           <w:b w:val="0"/>
-          <w:sz w:val="23"/>
+          <w:sz w:val="22"/>
         </w:rPr>
         <w:t>1. Toda conversación termina en cita con día y hora, o en NO con motivo anotado. Nada queda "en veremos".</w:t>
       </w:r>
     </w:p>
     <w:p>
       <w:pPr>
-        <w:spacing w:after="80"/>
+        <w:spacing w:after="60"/>
       </w:pPr>
       <w:r>
         <w:rPr>
           <w:b w:val="0"/>
-          <w:sz w:val="23"/>
+          <w:sz w:val="22"/>
         </w:rPr>
         <w:t>2. Cierre doble SIEMPRE: completo primero (ancla), Arranque de red.</w:t>
       </w:r>
     </w:p>
     <w:p>
       <w:pPr>
-        <w:spacing w:after="80"/>
+        <w:spacing w:after="60"/>
       </w:pPr>
       <w:r>
         <w:rPr>
           <w:b w:val="0"/>
-          <w:sz w:val="23"/>
+          <w:sz w:val="22"/>
         </w:rPr>
-        <w:t>3. Precio de lanzamiento + contador de cupos en cada conversación — la urgencia es real.</w:t>
+        <w:t>3. En TODA conversación se dicen las dos urgencias: que $2.990.000 es precio DE LANZAMIENTO y cuántos cupos de los 20 quedan ("vamos 7 de 20"). Como el contador es real y las fechas se cumplen, se dice sin pena — no es presión, es información.</w:t>
       </w:r>
     </w:p>
     <w:p>
       <w:pPr>
-        <w:spacing w:after="80"/>
+        <w:spacing w:after="60"/>
       </w:pPr>
       <w:r>
         <w:rPr>
           <w:b w:val="0"/>
-          <w:sz w:val="23"/>
+          <w:sz w:val="22"/>
         </w:rPr>
         <w:t>4. Ningún descuento inventado: la única flexibilidad es la escrita (Fondo, 72h, abono $300.000).</w:t>
       </w:r>
     </w:p>
     <w:p>
       <w:pPr>
-        <w:spacing w:after="80"/>
+        <w:spacing w:after="60"/>
       </w:pPr>
       <w:r>
         <w:rPr>
           <w:b w:val="0"/>
-          <w:sz w:val="23"/>
+          <w:sz w:val="22"/>
         </w:rPr>
         <w:t>5. Día sin reporte = día sin actividad verificable.</w:t>
       </w:r>
@@ -1454,7 +1454,7 @@
     <w:rsid w:val="00FC693F"/>
     <w:rPr>
       <w:rFonts w:ascii="Calibri" w:hAnsi="Calibri"/>
-      <w:sz w:val="23"/>
+      <w:sz w:val="22"/>
     </w:rPr>
   </w:style>
   <w:style w:type="paragraph" w:styleId="Header">

--- a/recursos/comercial/INDUCCION_COMERCIAL/SPRINT_20_CUPOS.docx
+++ b/recursos/comercial/INDUCCION_COMERCIAL/SPRINT_20_CUPOS.docx
@@ -1003,7 +1003,7 @@
           <w:b/>
           <w:sz w:val="22"/>
         </w:rPr>
-        <w:t>Termómetro: el contador de cupos (vendidos/20) se actualiza a diario en el tablero de la sede y el chat interno.</w:t>
+        <w:t>Termómetro: el contador de cupos (vendidos/20) se actualiza a diario en el tablero de la sede y el chat interno. Qué se le DICE al cliente según cómo vaya el contador (incluido cuando aún no hay ventas): DUDA #4 de la hoja de Dudas.</w:t>
       </w:r>
     </w:p>
     <w:p>
